--- a/AppSec/38_Trivy_Marking/trivy.docx
+++ b/AppSec/38_Trivy_Marking/trivy.docx
@@ -1,6 +1,6 @@
 
 <file path=word/document.xml><?xml version="1.0" encoding="utf-8"?>
-<w:document xmlns:wpc="http://schemas.microsoft.com/office/word/2010/wordprocessingCanvas" xmlns:cx="http://schemas.microsoft.com/office/drawing/2014/chartex" xmlns:mc="http://schemas.openxmlformats.org/markup-compatibility/2006" xmlns:o="urn:schemas-microsoft-com:office:office" xmlns:r="http://schemas.openxmlformats.org/officeDocument/2006/relationships" xmlns:m="http://schemas.openxmlformats.org/officeDocument/2006/math" xmlns:v="urn:schemas-microsoft-com:vml" xmlns:wp14="http://schemas.microsoft.com/office/word/2010/wordprocessingDrawing" xmlns:wp="http://schemas.openxmlformats.org/drawingml/2006/wordprocessingDrawing" xmlns:w10="urn:schemas-microsoft-com:office:word" xmlns:w="http://schemas.openxmlformats.org/wordprocessingml/2006/main" xmlns:w14="http://schemas.microsoft.com/office/word/2010/wordml" xmlns:w15="http://schemas.microsoft.com/office/word/2012/wordml" xmlns:w16se="http://schemas.microsoft.com/office/word/2015/wordml/symex" xmlns:wpg="http://schemas.microsoft.com/office/word/2010/wordprocessingGroup" xmlns:wpi="http://schemas.microsoft.com/office/word/2010/wordprocessingInk" xmlns:wne="http://schemas.microsoft.com/office/word/2006/wordml" xmlns:wps="http://schemas.microsoft.com/office/word/2010/wordprocessingShape" mc:Ignorable="w14 w15 w16se wp14">
+<w:document xmlns:wpc="http://schemas.microsoft.com/office/word/2010/wordprocessingCanvas" xmlns:cx="http://schemas.microsoft.com/office/drawing/2014/chartex" xmlns:cx1="http://schemas.microsoft.com/office/drawing/2015/9/8/chartex" xmlns:mc="http://schemas.openxmlformats.org/markup-compatibility/2006" xmlns:o="urn:schemas-microsoft-com:office:office" xmlns:r="http://schemas.openxmlformats.org/officeDocument/2006/relationships" xmlns:m="http://schemas.openxmlformats.org/officeDocument/2006/math" xmlns:v="urn:schemas-microsoft-com:vml" xmlns:wp14="http://schemas.microsoft.com/office/word/2010/wordprocessingDrawing" xmlns:wp="http://schemas.openxmlformats.org/drawingml/2006/wordprocessingDrawing" xmlns:w10="urn:schemas-microsoft-com:office:word" xmlns:w="http://schemas.openxmlformats.org/wordprocessingml/2006/main" xmlns:w14="http://schemas.microsoft.com/office/word/2010/wordml" xmlns:w15="http://schemas.microsoft.com/office/word/2012/wordml" xmlns:w16se="http://schemas.microsoft.com/office/word/2015/wordml/symex" xmlns:wpg="http://schemas.microsoft.com/office/word/2010/wordprocessingGroup" xmlns:wpi="http://schemas.microsoft.com/office/word/2010/wordprocessingInk" xmlns:wne="http://schemas.microsoft.com/office/word/2006/wordml" xmlns:wps="http://schemas.microsoft.com/office/word/2010/wordprocessingShape" mc:Ignorable="w14 w15 w16se wp14">
   <w:body>
     <w:p>
       <w:pPr>
@@ -5884,14 +5884,16 @@
               <w:jc w:val="center"/>
               <w:rPr>
                 <w:rFonts w:ascii="Times New Roman" w:hAnsi="Times New Roman" w:cs="Times New Roman"/>
-                <w:sz w:val="18"/>
-                <w:szCs w:val="18"/>
-              </w:rPr>
-            </w:pPr>
-            <w:proofErr w:type="spellStart"/>
-            <w:r>
-              <w:rPr>
-                <w:rFonts w:ascii="Times New Roman" w:hAnsi="Times New Roman" w:cs="Times New Roman"/>
+                <w:b/>
+                <w:sz w:val="18"/>
+                <w:szCs w:val="18"/>
+              </w:rPr>
+            </w:pPr>
+            <w:proofErr w:type="spellStart"/>
+            <w:r>
+              <w:rPr>
+                <w:rFonts w:ascii="Times New Roman" w:hAnsi="Times New Roman" w:cs="Times New Roman"/>
+                <w:b/>
                 <w:sz w:val="18"/>
                 <w:szCs w:val="18"/>
               </w:rPr>
@@ -5911,20 +5913,23 @@
               <w:jc w:val="center"/>
               <w:rPr>
                 <w:rFonts w:ascii="Times New Roman" w:hAnsi="Times New Roman" w:cs="Times New Roman"/>
-                <w:sz w:val="18"/>
-                <w:szCs w:val="18"/>
-                <w:lang w:val="en-US"/>
-              </w:rPr>
-            </w:pPr>
-            <w:r>
-              <w:rPr>
-                <w:rFonts w:ascii="Times New Roman" w:hAnsi="Times New Roman" w:cs="Times New Roman"/>
-                <w:sz w:val="18"/>
-                <w:szCs w:val="18"/>
-                <w:lang w:val="en-US"/>
-              </w:rPr>
-              <w:t xml:space="preserve">FROM </w:t>
-            </w:r>
+                <w:b/>
+                <w:sz w:val="18"/>
+                <w:szCs w:val="18"/>
+              </w:rPr>
+            </w:pPr>
+            <w:proofErr w:type="spellStart"/>
+            <w:r>
+              <w:rPr>
+                <w:rFonts w:ascii="Times New Roman" w:hAnsi="Times New Roman" w:cs="Times New Roman"/>
+                <w:b/>
+                <w:sz w:val="18"/>
+                <w:szCs w:val="18"/>
+                <w:lang w:val="en-US"/>
+              </w:rPr>
+              <w:t>Dockerfile</w:t>
+            </w:r>
+            <w:proofErr w:type="spellEnd"/>
           </w:p>
         </w:tc>
         <w:tc>
@@ -5938,19 +5943,20 @@
               <w:jc w:val="center"/>
               <w:rPr>
                 <w:rFonts w:ascii="Times New Roman" w:hAnsi="Times New Roman" w:cs="Times New Roman"/>
-                <w:sz w:val="18"/>
-                <w:szCs w:val="18"/>
-                <w:lang w:val="en-US"/>
-              </w:rPr>
-            </w:pPr>
-            <w:r>
-              <w:rPr>
-                <w:rFonts w:ascii="Times New Roman" w:hAnsi="Times New Roman" w:cs="Times New Roman"/>
-                <w:sz w:val="18"/>
-                <w:szCs w:val="18"/>
-                <w:lang w:val="en-US"/>
-              </w:rPr>
-              <w:t>MEDIUM</w:t>
+                <w:b/>
+                <w:sz w:val="18"/>
+                <w:szCs w:val="18"/>
+              </w:rPr>
+            </w:pPr>
+            <w:r>
+              <w:rPr>
+                <w:rFonts w:ascii="Times New Roman" w:hAnsi="Times New Roman" w:cs="Times New Roman"/>
+                <w:b/>
+                <w:sz w:val="18"/>
+                <w:szCs w:val="18"/>
+                <w:lang w:val="en-US"/>
+              </w:rPr>
+              <w:t>CRITICAL</w:t>
             </w:r>
           </w:p>
         </w:tc>
@@ -5965,59 +5971,31 @@
               <w:jc w:val="center"/>
               <w:rPr>
                 <w:rFonts w:ascii="Times New Roman" w:hAnsi="Times New Roman" w:cs="Times New Roman"/>
-                <w:sz w:val="18"/>
-                <w:szCs w:val="18"/>
-                <w:lang w:val="en-US"/>
-              </w:rPr>
-            </w:pPr>
-            <w:r>
-              <w:rPr>
-                <w:rFonts w:ascii="Times New Roman" w:hAnsi="Times New Roman" w:cs="Times New Roman"/>
-                <w:sz w:val="18"/>
-                <w:szCs w:val="18"/>
-                <w:lang w:val="en-US"/>
-              </w:rPr>
-              <w:t xml:space="preserve">1 </w:t>
-            </w:r>
-            <w:r>
-              <w:rPr>
-                <w:rFonts w:ascii="Times New Roman" w:hAnsi="Times New Roman" w:cs="Times New Roman"/>
-                <w:sz w:val="18"/>
-                <w:szCs w:val="18"/>
-              </w:rPr>
-              <w:t xml:space="preserve">– </w:t>
-            </w:r>
-            <w:bookmarkStart w:id="0" w:name="_GoBack"/>
-            <w:bookmarkEnd w:id="0"/>
-            <w:r>
-              <w:rPr>
-                <w:rFonts w:ascii="Times New Roman" w:hAnsi="Times New Roman" w:cs="Times New Roman"/>
-                <w:sz w:val="18"/>
-                <w:szCs w:val="18"/>
-                <w:lang w:val="en-US"/>
-              </w:rPr>
-              <w:t xml:space="preserve">FROM </w:t>
-            </w:r>
-            <w:proofErr w:type="spellStart"/>
-            <w:r>
-              <w:rPr>
-                <w:rFonts w:ascii="Times New Roman" w:hAnsi="Times New Roman" w:cs="Times New Roman"/>
-                <w:sz w:val="18"/>
-                <w:szCs w:val="18"/>
-                <w:lang w:val="en-US"/>
-              </w:rPr>
-              <w:t>node:latest</w:t>
-            </w:r>
-            <w:proofErr w:type="spellEnd"/>
-            <w:r>
-              <w:rPr>
-                <w:rFonts w:ascii="Times New Roman" w:hAnsi="Times New Roman" w:cs="Times New Roman"/>
-                <w:sz w:val="18"/>
-                <w:szCs w:val="18"/>
-                <w:lang w:val="en-US"/>
-              </w:rPr>
-              <w:t xml:space="preserve"> AS assets</w:t>
-            </w:r>
+                <w:b/>
+                <w:sz w:val="18"/>
+                <w:szCs w:val="18"/>
+              </w:rPr>
+            </w:pPr>
+            <w:r>
+              <w:rPr>
+                <w:rFonts w:ascii="Times New Roman" w:hAnsi="Times New Roman" w:cs="Times New Roman"/>
+                <w:b/>
+                <w:sz w:val="18"/>
+                <w:szCs w:val="18"/>
+              </w:rPr>
+              <w:t>12 – ENV API_KEY=</w:t>
+            </w:r>
+            <w:proofErr w:type="spellStart"/>
+            <w:r>
+              <w:rPr>
+                <w:rFonts w:ascii="Times New Roman" w:hAnsi="Times New Roman" w:cs="Times New Roman"/>
+                <w:b/>
+                <w:sz w:val="18"/>
+                <w:szCs w:val="18"/>
+              </w:rPr>
+              <w:t>changeme</w:t>
+            </w:r>
+            <w:proofErr w:type="spellEnd"/>
           </w:p>
         </w:tc>
         <w:tc>
@@ -6031,11 +6009,43 @@
               <w:jc w:val="center"/>
               <w:rPr>
                 <w:rFonts w:ascii="Times New Roman" w:hAnsi="Times New Roman" w:cs="Times New Roman"/>
-                <w:sz w:val="18"/>
-                <w:szCs w:val="18"/>
-                <w:lang w:val="en-US"/>
-              </w:rPr>
-            </w:pPr>
+                <w:b/>
+                <w:sz w:val="18"/>
+                <w:szCs w:val="18"/>
+                <w:lang w:val="en-US"/>
+              </w:rPr>
+            </w:pPr>
+            <w:proofErr w:type="spellStart"/>
+            <w:r>
+              <w:rPr>
+                <w:rFonts w:ascii="Times New Roman" w:hAnsi="Times New Roman" w:cs="Times New Roman"/>
+                <w:b/>
+                <w:sz w:val="18"/>
+                <w:szCs w:val="18"/>
+              </w:rPr>
+              <w:t>Fix</w:t>
+            </w:r>
+            <w:proofErr w:type="spellEnd"/>
+            <w:r>
+              <w:rPr>
+                <w:rFonts w:ascii="Times New Roman" w:hAnsi="Times New Roman" w:cs="Times New Roman"/>
+                <w:b/>
+                <w:sz w:val="18"/>
+                <w:szCs w:val="18"/>
+              </w:rPr>
+              <w:t xml:space="preserve"> </w:t>
+            </w:r>
+            <w:proofErr w:type="spellStart"/>
+            <w:r>
+              <w:rPr>
+                <w:rFonts w:ascii="Times New Roman" w:hAnsi="Times New Roman" w:cs="Times New Roman"/>
+                <w:b/>
+                <w:sz w:val="18"/>
+                <w:szCs w:val="18"/>
+              </w:rPr>
+              <w:t>now</w:t>
+            </w:r>
+            <w:proofErr w:type="spellEnd"/>
           </w:p>
         </w:tc>
         <w:tc>
@@ -6049,11 +6059,20 @@
               <w:jc w:val="center"/>
               <w:rPr>
                 <w:rFonts w:ascii="Times New Roman" w:hAnsi="Times New Roman" w:cs="Times New Roman"/>
-                <w:sz w:val="18"/>
-                <w:szCs w:val="18"/>
-                <w:lang w:val="en-US"/>
-              </w:rPr>
-            </w:pPr>
+                <w:b/>
+                <w:sz w:val="18"/>
+                <w:szCs w:val="18"/>
+              </w:rPr>
+            </w:pPr>
+            <w:r>
+              <w:rPr>
+                <w:rFonts w:ascii="Times New Roman" w:hAnsi="Times New Roman" w:cs="Times New Roman"/>
+                <w:b/>
+                <w:sz w:val="18"/>
+                <w:szCs w:val="18"/>
+              </w:rPr>
+              <w:t>Передача секрета в сборку образа</w:t>
+            </w:r>
           </w:p>
         </w:tc>
       </w:tr>
@@ -6069,11 +6088,22 @@
               <w:jc w:val="center"/>
               <w:rPr>
                 <w:rFonts w:ascii="Times New Roman" w:hAnsi="Times New Roman" w:cs="Times New Roman"/>
-                <w:sz w:val="18"/>
-                <w:szCs w:val="18"/>
-                <w:lang w:val="en-US"/>
-              </w:rPr>
-            </w:pPr>
+                <w:b/>
+                <w:sz w:val="18"/>
+                <w:szCs w:val="18"/>
+              </w:rPr>
+            </w:pPr>
+            <w:proofErr w:type="spellStart"/>
+            <w:r>
+              <w:rPr>
+                <w:rFonts w:ascii="Times New Roman" w:hAnsi="Times New Roman" w:cs="Times New Roman"/>
+                <w:b/>
+                <w:sz w:val="18"/>
+                <w:szCs w:val="18"/>
+              </w:rPr>
+              <w:t>Misconfig</w:t>
+            </w:r>
+            <w:proofErr w:type="spellEnd"/>
           </w:p>
         </w:tc>
         <w:tc>
@@ -6087,11 +6117,24 @@
               <w:jc w:val="center"/>
               <w:rPr>
                 <w:rFonts w:ascii="Times New Roman" w:hAnsi="Times New Roman" w:cs="Times New Roman"/>
-                <w:sz w:val="18"/>
-                <w:szCs w:val="18"/>
-                <w:lang w:val="en-US"/>
-              </w:rPr>
-            </w:pPr>
+                <w:b/>
+                <w:sz w:val="18"/>
+                <w:szCs w:val="18"/>
+                <w:lang w:val="en-US"/>
+              </w:rPr>
+            </w:pPr>
+            <w:proofErr w:type="spellStart"/>
+            <w:r>
+              <w:rPr>
+                <w:rFonts w:ascii="Times New Roman" w:hAnsi="Times New Roman" w:cs="Times New Roman"/>
+                <w:b/>
+                <w:sz w:val="18"/>
+                <w:szCs w:val="18"/>
+                <w:lang w:val="en-US"/>
+              </w:rPr>
+              <w:t>Dockerfile</w:t>
+            </w:r>
+            <w:proofErr w:type="spellEnd"/>
           </w:p>
         </w:tc>
         <w:tc>
@@ -6105,11 +6148,22 @@
               <w:jc w:val="center"/>
               <w:rPr>
                 <w:rFonts w:ascii="Times New Roman" w:hAnsi="Times New Roman" w:cs="Times New Roman"/>
-                <w:sz w:val="18"/>
-                <w:szCs w:val="18"/>
-                <w:lang w:val="en-US"/>
-              </w:rPr>
-            </w:pPr>
+                <w:b/>
+                <w:sz w:val="18"/>
+                <w:szCs w:val="18"/>
+                <w:lang w:val="en-US"/>
+              </w:rPr>
+            </w:pPr>
+            <w:r>
+              <w:rPr>
+                <w:rFonts w:ascii="Times New Roman" w:hAnsi="Times New Roman" w:cs="Times New Roman"/>
+                <w:b/>
+                <w:sz w:val="18"/>
+                <w:szCs w:val="18"/>
+                <w:lang w:val="en-US"/>
+              </w:rPr>
+              <w:t>HIGH</w:t>
+            </w:r>
           </w:p>
         </w:tc>
         <w:tc>
@@ -6123,11 +6177,56 @@
               <w:jc w:val="center"/>
               <w:rPr>
                 <w:rFonts w:ascii="Times New Roman" w:hAnsi="Times New Roman" w:cs="Times New Roman"/>
-                <w:sz w:val="18"/>
-                <w:szCs w:val="18"/>
-                <w:lang w:val="en-US"/>
-              </w:rPr>
-            </w:pPr>
+                <w:b/>
+                <w:sz w:val="18"/>
+                <w:szCs w:val="18"/>
+                <w:lang w:val="en-US"/>
+              </w:rPr>
+            </w:pPr>
+            <w:proofErr w:type="spellStart"/>
+            <w:r>
+              <w:rPr>
+                <w:rFonts w:ascii="Times New Roman" w:hAnsi="Times New Roman" w:cs="Times New Roman"/>
+                <w:b/>
+                <w:sz w:val="18"/>
+                <w:szCs w:val="18"/>
+                <w:lang w:val="en-US"/>
+              </w:rPr>
+              <w:t>Dockerfile</w:t>
+            </w:r>
+            <w:proofErr w:type="spellEnd"/>
+            <w:r>
+              <w:rPr>
+                <w:rFonts w:ascii="Times New Roman" w:hAnsi="Times New Roman" w:cs="Times New Roman"/>
+                <w:b/>
+                <w:sz w:val="18"/>
+                <w:szCs w:val="18"/>
+                <w:lang w:val="en-US"/>
+              </w:rPr>
+              <w:t xml:space="preserve"> – </w:t>
+            </w:r>
+            <w:proofErr w:type="spellStart"/>
+            <w:r>
+              <w:rPr>
+                <w:rFonts w:ascii="Times New Roman" w:hAnsi="Times New Roman" w:cs="Times New Roman"/>
+                <w:b/>
+                <w:sz w:val="18"/>
+                <w:szCs w:val="18"/>
+                <w:lang w:val="en-US"/>
+              </w:rPr>
+              <w:t>Dockerfile</w:t>
+            </w:r>
+            <w:proofErr w:type="spellEnd"/>
+            <w:r>
+              <w:rPr>
+                <w:rFonts w:ascii="Times New Roman" w:hAnsi="Times New Roman" w:cs="Times New Roman"/>
+                <w:b/>
+                <w:sz w:val="18"/>
+                <w:szCs w:val="18"/>
+                <w:lang w:val="en-US"/>
+              </w:rPr>
+              <w:t xml:space="preserve"> with non-root user</w:t>
+            </w:r>
           </w:p>
         </w:tc>
         <w:tc>
@@ -6141,11 +6240,41 @@
               <w:jc w:val="center"/>
               <w:rPr>
                 <w:rFonts w:ascii="Times New Roman" w:hAnsi="Times New Roman" w:cs="Times New Roman"/>
-                <w:sz w:val="18"/>
-                <w:szCs w:val="18"/>
-                <w:lang w:val="en-US"/>
-              </w:rPr>
-            </w:pPr>
+                <w:b/>
+                <w:sz w:val="18"/>
+                <w:szCs w:val="18"/>
+              </w:rPr>
+            </w:pPr>
+            <w:proofErr w:type="spellStart"/>
+            <w:r>
+              <w:rPr>
+                <w:rFonts w:ascii="Times New Roman" w:hAnsi="Times New Roman" w:cs="Times New Roman"/>
+                <w:b/>
+                <w:sz w:val="18"/>
+                <w:szCs w:val="18"/>
+              </w:rPr>
+              <w:t>Fix</w:t>
+            </w:r>
+            <w:proofErr w:type="spellEnd"/>
+            <w:r>
+              <w:rPr>
+                <w:rFonts w:ascii="Times New Roman" w:hAnsi="Times New Roman" w:cs="Times New Roman"/>
+                <w:b/>
+                <w:sz w:val="18"/>
+                <w:szCs w:val="18"/>
+              </w:rPr>
+              <w:t xml:space="preserve"> </w:t>
+            </w:r>
+            <w:r>
+              <w:rPr>
+                <w:rFonts w:ascii="Times New Roman" w:hAnsi="Times New Roman" w:cs="Times New Roman"/>
+                <w:b/>
+                <w:sz w:val="18"/>
+                <w:szCs w:val="18"/>
+                <w:lang w:val="en-US"/>
+              </w:rPr>
+              <w:t>now</w:t>
+            </w:r>
           </w:p>
         </w:tc>
         <w:tc>
@@ -6159,11 +6288,39 @@
               <w:jc w:val="center"/>
               <w:rPr>
                 <w:rFonts w:ascii="Times New Roman" w:hAnsi="Times New Roman" w:cs="Times New Roman"/>
-                <w:sz w:val="18"/>
-                <w:szCs w:val="18"/>
-                <w:lang w:val="en-US"/>
-              </w:rPr>
-            </w:pPr>
+                <w:b/>
+                <w:sz w:val="18"/>
+                <w:szCs w:val="18"/>
+              </w:rPr>
+            </w:pPr>
+            <w:r>
+              <w:rPr>
+                <w:rFonts w:ascii="Times New Roman" w:hAnsi="Times New Roman" w:cs="Times New Roman"/>
+                <w:b/>
+                <w:sz w:val="18"/>
+                <w:szCs w:val="18"/>
+              </w:rPr>
+              <w:t xml:space="preserve">Компонент относится к плохой практике, т.к. нет пользователя без прав </w:t>
+            </w:r>
+            <w:r>
+              <w:rPr>
+                <w:rFonts w:ascii="Times New Roman" w:hAnsi="Times New Roman" w:cs="Times New Roman"/>
+                <w:b/>
+                <w:sz w:val="18"/>
+                <w:szCs w:val="18"/>
+                <w:lang w:val="en-US"/>
+              </w:rPr>
+              <w:t>root</w:t>
+            </w:r>
+            <w:r>
+              <w:rPr>
+                <w:rFonts w:ascii="Times New Roman" w:hAnsi="Times New Roman" w:cs="Times New Roman"/>
+                <w:b/>
+                <w:sz w:val="18"/>
+                <w:szCs w:val="18"/>
+              </w:rPr>
+              <w:t>.</w:t>
+            </w:r>
           </w:p>
         </w:tc>
       </w:tr>
@@ -6181,9 +6338,18 @@
                 <w:rFonts w:ascii="Times New Roman" w:hAnsi="Times New Roman" w:cs="Times New Roman"/>
                 <w:sz w:val="18"/>
                 <w:szCs w:val="18"/>
-                <w:lang w:val="en-US"/>
-              </w:rPr>
-            </w:pPr>
+              </w:rPr>
+            </w:pPr>
+            <w:proofErr w:type="spellStart"/>
+            <w:r>
+              <w:rPr>
+                <w:rFonts w:ascii="Times New Roman" w:hAnsi="Times New Roman" w:cs="Times New Roman"/>
+                <w:sz w:val="18"/>
+                <w:szCs w:val="18"/>
+              </w:rPr>
+              <w:t>Misconfig</w:t>
+            </w:r>
+            <w:proofErr w:type="spellEnd"/>
           </w:p>
         </w:tc>
         <w:tc>
@@ -6202,6 +6368,17 @@
                 <w:lang w:val="en-US"/>
               </w:rPr>
             </w:pPr>
+            <w:proofErr w:type="spellStart"/>
+            <w:r>
+              <w:rPr>
+                <w:rFonts w:ascii="Times New Roman" w:hAnsi="Times New Roman" w:cs="Times New Roman"/>
+                <w:sz w:val="18"/>
+                <w:szCs w:val="18"/>
+                <w:lang w:val="en-US"/>
+              </w:rPr>
+              <w:t>Dockerfile</w:t>
+            </w:r>
+            <w:proofErr w:type="spellEnd"/>
           </w:p>
         </w:tc>
         <w:tc>
@@ -6220,6 +6397,15 @@
                 <w:lang w:val="en-US"/>
               </w:rPr>
             </w:pPr>
+            <w:r>
+              <w:rPr>
+                <w:rFonts w:ascii="Times New Roman" w:hAnsi="Times New Roman" w:cs="Times New Roman"/>
+                <w:sz w:val="18"/>
+                <w:szCs w:val="18"/>
+                <w:lang w:val="en-US"/>
+              </w:rPr>
+              <w:t>MEDIUM</w:t>
+            </w:r>
           </w:p>
         </w:tc>
         <w:tc>
@@ -6238,6 +6424,53 @@
                 <w:lang w:val="en-US"/>
               </w:rPr>
             </w:pPr>
+            <w:r>
+              <w:rPr>
+                <w:rFonts w:ascii="Times New Roman" w:hAnsi="Times New Roman" w:cs="Times New Roman"/>
+                <w:sz w:val="18"/>
+                <w:szCs w:val="18"/>
+                <w:lang w:val="en-US"/>
+              </w:rPr>
+              <w:t xml:space="preserve">1 </w:t>
+            </w:r>
+            <w:r>
+              <w:rPr>
+                <w:rFonts w:ascii="Times New Roman" w:hAnsi="Times New Roman" w:cs="Times New Roman"/>
+                <w:sz w:val="18"/>
+                <w:szCs w:val="18"/>
+                <w:lang w:val="en-US"/>
+              </w:rPr>
+              <w:t xml:space="preserve">– </w:t>
+            </w:r>
+            <w:r>
+              <w:rPr>
+                <w:rFonts w:ascii="Times New Roman" w:hAnsi="Times New Roman" w:cs="Times New Roman"/>
+                <w:sz w:val="18"/>
+                <w:szCs w:val="18"/>
+                <w:lang w:val="en-US"/>
+              </w:rPr>
+              <w:t xml:space="preserve">FROM </w:t>
+            </w:r>
+            <w:proofErr w:type="spellStart"/>
+            <w:r>
+              <w:rPr>
+                <w:rFonts w:ascii="Times New Roman" w:hAnsi="Times New Roman" w:cs="Times New Roman"/>
+                <w:sz w:val="18"/>
+                <w:szCs w:val="18"/>
+                <w:lang w:val="en-US"/>
+              </w:rPr>
+              <w:t>node:latest</w:t>
+            </w:r>
+            <w:proofErr w:type="spellEnd"/>
+            <w:r>
+              <w:rPr>
+                <w:rFonts w:ascii="Times New Roman" w:hAnsi="Times New Roman" w:cs="Times New Roman"/>
+                <w:sz w:val="18"/>
+                <w:szCs w:val="18"/>
+                <w:lang w:val="en-US"/>
+              </w:rPr>
+              <w:t xml:space="preserve"> AS assets</w:t>
+            </w:r>
           </w:p>
         </w:tc>
         <w:tc>
@@ -6256,6 +6489,25 @@
                 <w:lang w:val="en-US"/>
               </w:rPr>
             </w:pPr>
+            <w:r>
+              <w:rPr>
+                <w:rFonts w:ascii="Times New Roman" w:hAnsi="Times New Roman" w:cs="Times New Roman"/>
+                <w:sz w:val="18"/>
+                <w:szCs w:val="18"/>
+                <w:lang w:val="en-US"/>
+              </w:rPr>
+              <w:t xml:space="preserve">Fix </w:t>
+            </w:r>
+            <w:proofErr w:type="spellStart"/>
+            <w:r>
+              <w:rPr>
+                <w:rFonts w:ascii="Times New Roman" w:hAnsi="Times New Roman" w:cs="Times New Roman"/>
+                <w:sz w:val="18"/>
+                <w:szCs w:val="18"/>
+              </w:rPr>
+              <w:t>later</w:t>
+            </w:r>
+            <w:proofErr w:type="spellEnd"/>
           </w:p>
         </w:tc>
         <w:tc>
@@ -6271,9 +6523,41 @@
                 <w:rFonts w:ascii="Times New Roman" w:hAnsi="Times New Roman" w:cs="Times New Roman"/>
                 <w:sz w:val="18"/>
                 <w:szCs w:val="18"/>
-                <w:lang w:val="en-US"/>
-              </w:rPr>
-            </w:pPr>
+              </w:rPr>
+            </w:pPr>
+            <w:r>
+              <w:rPr>
+                <w:rFonts w:ascii="Times New Roman" w:hAnsi="Times New Roman" w:cs="Times New Roman"/>
+                <w:sz w:val="18"/>
+                <w:szCs w:val="18"/>
+              </w:rPr>
+              <w:t xml:space="preserve">Компонент относится к плохой практике указания </w:t>
+            </w:r>
+            <w:r>
+              <w:rPr>
+                <w:rFonts w:ascii="Times New Roman" w:hAnsi="Times New Roman" w:cs="Times New Roman"/>
+                <w:sz w:val="18"/>
+                <w:szCs w:val="18"/>
+                <w:lang w:val="en-US"/>
+              </w:rPr>
+              <w:t>latest</w:t>
+            </w:r>
+            <w:r>
+              <w:rPr>
+                <w:rFonts w:ascii="Times New Roman" w:hAnsi="Times New Roman" w:cs="Times New Roman"/>
+                <w:sz w:val="18"/>
+                <w:szCs w:val="18"/>
+              </w:rPr>
+              <w:t xml:space="preserve"> </w:t>
+            </w:r>
+            <w:r>
+              <w:rPr>
+                <w:rFonts w:ascii="Times New Roman" w:hAnsi="Times New Roman" w:cs="Times New Roman"/>
+                <w:sz w:val="18"/>
+                <w:szCs w:val="18"/>
+              </w:rPr>
+              <w:t>версии библиотеки</w:t>
+            </w:r>
           </w:p>
         </w:tc>
       </w:tr>
@@ -6291,9 +6575,18 @@
                 <w:rFonts w:ascii="Times New Roman" w:hAnsi="Times New Roman" w:cs="Times New Roman"/>
                 <w:sz w:val="18"/>
                 <w:szCs w:val="18"/>
-                <w:lang w:val="en-US"/>
-              </w:rPr>
-            </w:pPr>
+              </w:rPr>
+            </w:pPr>
+            <w:proofErr w:type="spellStart"/>
+            <w:r>
+              <w:rPr>
+                <w:rFonts w:ascii="Times New Roman" w:hAnsi="Times New Roman" w:cs="Times New Roman"/>
+                <w:sz w:val="18"/>
+                <w:szCs w:val="18"/>
+              </w:rPr>
+              <w:t>Misconfig</w:t>
+            </w:r>
+            <w:proofErr w:type="spellEnd"/>
           </w:p>
         </w:tc>
         <w:tc>
@@ -6312,6 +6605,17 @@
                 <w:lang w:val="en-US"/>
               </w:rPr>
             </w:pPr>
+            <w:proofErr w:type="spellStart"/>
+            <w:r>
+              <w:rPr>
+                <w:rFonts w:ascii="Times New Roman" w:hAnsi="Times New Roman" w:cs="Times New Roman"/>
+                <w:sz w:val="18"/>
+                <w:szCs w:val="18"/>
+                <w:lang w:val="en-US"/>
+              </w:rPr>
+              <w:t>Dockerfile</w:t>
+            </w:r>
+            <w:proofErr w:type="spellEnd"/>
           </w:p>
         </w:tc>
         <w:tc>
@@ -6330,6 +6634,15 @@
                 <w:lang w:val="en-US"/>
               </w:rPr>
             </w:pPr>
+            <w:r>
+              <w:rPr>
+                <w:rFonts w:ascii="Times New Roman" w:hAnsi="Times New Roman" w:cs="Times New Roman"/>
+                <w:sz w:val="18"/>
+                <w:szCs w:val="18"/>
+                <w:lang w:val="en-US"/>
+              </w:rPr>
+              <w:t>MEDIUM</w:t>
+            </w:r>
           </w:p>
         </w:tc>
         <w:tc>
@@ -6345,9 +6658,42 @@
                 <w:rFonts w:ascii="Times New Roman" w:hAnsi="Times New Roman" w:cs="Times New Roman"/>
                 <w:sz w:val="18"/>
                 <w:szCs w:val="18"/>
-                <w:lang w:val="en-US"/>
-              </w:rPr>
-            </w:pPr>
+              </w:rPr>
+            </w:pPr>
+            <w:r>
+              <w:rPr>
+                <w:rFonts w:ascii="Times New Roman" w:hAnsi="Times New Roman" w:cs="Times New Roman"/>
+                <w:sz w:val="18"/>
+                <w:szCs w:val="18"/>
+              </w:rPr>
+              <w:t xml:space="preserve">9 </w:t>
+            </w:r>
+            <w:r>
+              <w:rPr>
+                <w:rFonts w:ascii="Times New Roman" w:hAnsi="Times New Roman" w:cs="Times New Roman"/>
+                <w:sz w:val="18"/>
+                <w:szCs w:val="18"/>
+              </w:rPr>
+              <w:t>–</w:t>
+            </w:r>
+            <w:r>
+              <w:rPr>
+                <w:rFonts w:ascii="Times New Roman" w:hAnsi="Times New Roman" w:cs="Times New Roman"/>
+                <w:sz w:val="18"/>
+                <w:szCs w:val="18"/>
+              </w:rPr>
+              <w:t xml:space="preserve"> FROM </w:t>
+            </w:r>
+            <w:proofErr w:type="spellStart"/>
+            <w:r>
+              <w:rPr>
+                <w:rFonts w:ascii="Times New Roman" w:hAnsi="Times New Roman" w:cs="Times New Roman"/>
+                <w:sz w:val="18"/>
+                <w:szCs w:val="18"/>
+              </w:rPr>
+              <w:t>python:latest</w:t>
+            </w:r>
+            <w:proofErr w:type="spellEnd"/>
           </w:p>
         </w:tc>
         <w:tc>
@@ -6363,9 +6709,27 @@
                 <w:rFonts w:ascii="Times New Roman" w:hAnsi="Times New Roman" w:cs="Times New Roman"/>
                 <w:sz w:val="18"/>
                 <w:szCs w:val="18"/>
-                <w:lang w:val="en-US"/>
-              </w:rPr>
-            </w:pPr>
+              </w:rPr>
+            </w:pPr>
+            <w:r>
+              <w:rPr>
+                <w:rFonts w:ascii="Times New Roman" w:hAnsi="Times New Roman" w:cs="Times New Roman"/>
+                <w:sz w:val="18"/>
+                <w:szCs w:val="18"/>
+                <w:lang w:val="en-US"/>
+              </w:rPr>
+              <w:t xml:space="preserve">Fix </w:t>
+            </w:r>
+            <w:proofErr w:type="spellStart"/>
+            <w:r>
+              <w:rPr>
+                <w:rFonts w:ascii="Times New Roman" w:hAnsi="Times New Roman" w:cs="Times New Roman"/>
+                <w:sz w:val="18"/>
+                <w:szCs w:val="18"/>
+              </w:rPr>
+              <w:t>later</w:t>
+            </w:r>
+            <w:proofErr w:type="spellEnd"/>
           </w:p>
         </w:tc>
         <w:tc>
@@ -6381,9 +6745,41 @@
                 <w:rFonts w:ascii="Times New Roman" w:hAnsi="Times New Roman" w:cs="Times New Roman"/>
                 <w:sz w:val="18"/>
                 <w:szCs w:val="18"/>
-                <w:lang w:val="en-US"/>
-              </w:rPr>
-            </w:pPr>
+              </w:rPr>
+            </w:pPr>
+            <w:r>
+              <w:rPr>
+                <w:rFonts w:ascii="Times New Roman" w:hAnsi="Times New Roman" w:cs="Times New Roman"/>
+                <w:sz w:val="18"/>
+                <w:szCs w:val="18"/>
+              </w:rPr>
+              <w:t xml:space="preserve">Компонент относится к плохой практике указания </w:t>
+            </w:r>
+            <w:r>
+              <w:rPr>
+                <w:rFonts w:ascii="Times New Roman" w:hAnsi="Times New Roman" w:cs="Times New Roman"/>
+                <w:sz w:val="18"/>
+                <w:szCs w:val="18"/>
+                <w:lang w:val="en-US"/>
+              </w:rPr>
+              <w:t>latest</w:t>
+            </w:r>
+            <w:r>
+              <w:rPr>
+                <w:rFonts w:ascii="Times New Roman" w:hAnsi="Times New Roman" w:cs="Times New Roman"/>
+                <w:sz w:val="18"/>
+                <w:szCs w:val="18"/>
+              </w:rPr>
+              <w:t xml:space="preserve"> </w:t>
+            </w:r>
+            <w:r>
+              <w:rPr>
+                <w:rFonts w:ascii="Times New Roman" w:hAnsi="Times New Roman" w:cs="Times New Roman"/>
+                <w:sz w:val="18"/>
+                <w:szCs w:val="18"/>
+              </w:rPr>
+              <w:t>версии библиотеки</w:t>
+            </w:r>
           </w:p>
         </w:tc>
       </w:tr>
@@ -6401,9 +6797,18 @@
                 <w:rFonts w:ascii="Times New Roman" w:hAnsi="Times New Roman" w:cs="Times New Roman"/>
                 <w:sz w:val="18"/>
                 <w:szCs w:val="18"/>
-                <w:lang w:val="en-US"/>
-              </w:rPr>
-            </w:pPr>
+              </w:rPr>
+            </w:pPr>
+            <w:proofErr w:type="spellStart"/>
+            <w:r>
+              <w:rPr>
+                <w:rFonts w:ascii="Times New Roman" w:hAnsi="Times New Roman" w:cs="Times New Roman"/>
+                <w:sz w:val="18"/>
+                <w:szCs w:val="18"/>
+              </w:rPr>
+              <w:t>Misconfig</w:t>
+            </w:r>
+            <w:proofErr w:type="spellEnd"/>
           </w:p>
         </w:tc>
         <w:tc>
@@ -6419,9 +6824,19 @@
                 <w:rFonts w:ascii="Times New Roman" w:hAnsi="Times New Roman" w:cs="Times New Roman"/>
                 <w:sz w:val="18"/>
                 <w:szCs w:val="18"/>
-                <w:lang w:val="en-US"/>
-              </w:rPr>
-            </w:pPr>
+              </w:rPr>
+            </w:pPr>
+            <w:proofErr w:type="spellStart"/>
+            <w:r>
+              <w:rPr>
+                <w:rFonts w:ascii="Times New Roman" w:hAnsi="Times New Roman" w:cs="Times New Roman"/>
+                <w:sz w:val="18"/>
+                <w:szCs w:val="18"/>
+                <w:lang w:val="en-US"/>
+              </w:rPr>
+              <w:t>Dockerfile</w:t>
+            </w:r>
+            <w:proofErr w:type="spellEnd"/>
           </w:p>
         </w:tc>
         <w:tc>
@@ -6437,9 +6852,16 @@
                 <w:rFonts w:ascii="Times New Roman" w:hAnsi="Times New Roman" w:cs="Times New Roman"/>
                 <w:sz w:val="18"/>
                 <w:szCs w:val="18"/>
-                <w:lang w:val="en-US"/>
-              </w:rPr>
-            </w:pPr>
+              </w:rPr>
+            </w:pPr>
+            <w:r>
+              <w:rPr>
+                <w:rFonts w:ascii="Times New Roman" w:hAnsi="Times New Roman" w:cs="Times New Roman"/>
+                <w:sz w:val="18"/>
+                <w:szCs w:val="18"/>
+              </w:rPr>
+              <w:t>LOW</w:t>
+            </w:r>
           </w:p>
         </w:tc>
         <w:tc>
@@ -6458,6 +6880,55 @@
                 <w:lang w:val="en-US"/>
               </w:rPr>
             </w:pPr>
+            <w:r>
+              <w:rPr>
+                <w:rFonts w:ascii="Times New Roman" w:hAnsi="Times New Roman" w:cs="Times New Roman"/>
+                <w:sz w:val="18"/>
+                <w:szCs w:val="18"/>
+                <w:lang w:val="en-US"/>
+              </w:rPr>
+              <w:t>4 –</w:t>
+            </w:r>
+            <w:r>
+              <w:rPr>
+                <w:rFonts w:ascii="Times New Roman" w:hAnsi="Times New Roman" w:cs="Times New Roman"/>
+                <w:sz w:val="18"/>
+                <w:szCs w:val="18"/>
+                <w:lang w:val="en-US"/>
+              </w:rPr>
+              <w:t xml:space="preserve"> ADD package-</w:t>
+            </w:r>
+            <w:proofErr w:type="spellStart"/>
+            <w:r>
+              <w:rPr>
+                <w:rFonts w:ascii="Times New Roman" w:hAnsi="Times New Roman" w:cs="Times New Roman"/>
+                <w:sz w:val="18"/>
+                <w:szCs w:val="18"/>
+                <w:lang w:val="en-US"/>
+              </w:rPr>
+              <w:t>lock.json</w:t>
+            </w:r>
+            <w:proofErr w:type="spellEnd"/>
+            <w:r>
+              <w:rPr>
+                <w:rFonts w:ascii="Times New Roman" w:hAnsi="Times New Roman" w:cs="Times New Roman"/>
+                <w:sz w:val="18"/>
+                <w:szCs w:val="18"/>
+                <w:lang w:val="en-US"/>
+              </w:rPr>
+              <w:t xml:space="preserve"> /app/package-</w:t>
+            </w:r>
+            <w:proofErr w:type="spellStart"/>
+            <w:r>
+              <w:rPr>
+                <w:rFonts w:ascii="Times New Roman" w:hAnsi="Times New Roman" w:cs="Times New Roman"/>
+                <w:sz w:val="18"/>
+                <w:szCs w:val="18"/>
+                <w:lang w:val="en-US"/>
+              </w:rPr>
+              <w:t>lock.json</w:t>
+            </w:r>
+            <w:proofErr w:type="spellEnd"/>
           </w:p>
         </w:tc>
         <w:tc>
@@ -6476,6 +6947,34 @@
                 <w:lang w:val="en-US"/>
               </w:rPr>
             </w:pPr>
+            <w:proofErr w:type="spellStart"/>
+            <w:r>
+              <w:rPr>
+                <w:rFonts w:ascii="Times New Roman" w:hAnsi="Times New Roman" w:cs="Times New Roman"/>
+                <w:sz w:val="18"/>
+                <w:szCs w:val="18"/>
+              </w:rPr>
+              <w:t>Fix</w:t>
+            </w:r>
+            <w:proofErr w:type="spellEnd"/>
+            <w:r>
+              <w:rPr>
+                <w:rFonts w:ascii="Times New Roman" w:hAnsi="Times New Roman" w:cs="Times New Roman"/>
+                <w:sz w:val="18"/>
+                <w:szCs w:val="18"/>
+              </w:rPr>
+              <w:t xml:space="preserve"> </w:t>
+            </w:r>
+            <w:proofErr w:type="spellStart"/>
+            <w:r>
+              <w:rPr>
+                <w:rFonts w:ascii="Times New Roman" w:hAnsi="Times New Roman" w:cs="Times New Roman"/>
+                <w:sz w:val="18"/>
+                <w:szCs w:val="18"/>
+              </w:rPr>
+              <w:t>later</w:t>
+            </w:r>
+            <w:proofErr w:type="spellEnd"/>
           </w:p>
         </w:tc>
         <w:tc>
@@ -6491,9 +6990,24 @@
                 <w:rFonts w:ascii="Times New Roman" w:hAnsi="Times New Roman" w:cs="Times New Roman"/>
                 <w:sz w:val="18"/>
                 <w:szCs w:val="18"/>
-                <w:lang w:val="en-US"/>
-              </w:rPr>
-            </w:pPr>
+              </w:rPr>
+            </w:pPr>
+            <w:r>
+              <w:rPr>
+                <w:rFonts w:ascii="Times New Roman" w:hAnsi="Times New Roman" w:cs="Times New Roman"/>
+                <w:sz w:val="18"/>
+                <w:szCs w:val="18"/>
+              </w:rPr>
+              <w:t>Компонент относится к плохой практике, т.к.</w:t>
+            </w:r>
+            <w:r>
+              <w:rPr>
+                <w:rFonts w:ascii="Times New Roman" w:hAnsi="Times New Roman" w:cs="Times New Roman"/>
+                <w:sz w:val="18"/>
+                <w:szCs w:val="18"/>
+              </w:rPr>
+              <w:t xml:space="preserve"> использует более функциональную программу для простого действия</w:t>
+            </w:r>
           </w:p>
         </w:tc>
       </w:tr>
@@ -6511,9 +7025,18 @@
                 <w:rFonts w:ascii="Times New Roman" w:hAnsi="Times New Roman" w:cs="Times New Roman"/>
                 <w:sz w:val="18"/>
                 <w:szCs w:val="18"/>
-                <w:lang w:val="en-US"/>
-              </w:rPr>
-            </w:pPr>
+              </w:rPr>
+            </w:pPr>
+            <w:proofErr w:type="spellStart"/>
+            <w:r>
+              <w:rPr>
+                <w:rFonts w:ascii="Times New Roman" w:hAnsi="Times New Roman" w:cs="Times New Roman"/>
+                <w:sz w:val="18"/>
+                <w:szCs w:val="18"/>
+              </w:rPr>
+              <w:t>Misconfig</w:t>
+            </w:r>
+            <w:proofErr w:type="spellEnd"/>
           </w:p>
         </w:tc>
         <w:tc>
@@ -6529,9 +7052,19 @@
                 <w:rFonts w:ascii="Times New Roman" w:hAnsi="Times New Roman" w:cs="Times New Roman"/>
                 <w:sz w:val="18"/>
                 <w:szCs w:val="18"/>
-                <w:lang w:val="en-US"/>
-              </w:rPr>
-            </w:pPr>
+              </w:rPr>
+            </w:pPr>
+            <w:proofErr w:type="spellStart"/>
+            <w:r>
+              <w:rPr>
+                <w:rFonts w:ascii="Times New Roman" w:hAnsi="Times New Roman" w:cs="Times New Roman"/>
+                <w:sz w:val="18"/>
+                <w:szCs w:val="18"/>
+                <w:lang w:val="en-US"/>
+              </w:rPr>
+              <w:t>Dockerfile</w:t>
+            </w:r>
+            <w:proofErr w:type="spellEnd"/>
           </w:p>
         </w:tc>
         <w:tc>
@@ -6547,9 +7080,16 @@
                 <w:rFonts w:ascii="Times New Roman" w:hAnsi="Times New Roman" w:cs="Times New Roman"/>
                 <w:sz w:val="18"/>
                 <w:szCs w:val="18"/>
-                <w:lang w:val="en-US"/>
-              </w:rPr>
-            </w:pPr>
+              </w:rPr>
+            </w:pPr>
+            <w:r>
+              <w:rPr>
+                <w:rFonts w:ascii="Times New Roman" w:hAnsi="Times New Roman" w:cs="Times New Roman"/>
+                <w:sz w:val="18"/>
+                <w:szCs w:val="18"/>
+              </w:rPr>
+              <w:t>LOW</w:t>
+            </w:r>
           </w:p>
         </w:tc>
         <w:tc>
@@ -6568,6 +7108,64 @@
                 <w:lang w:val="en-US"/>
               </w:rPr>
             </w:pPr>
+            <w:r>
+              <w:rPr>
+                <w:rFonts w:ascii="Times New Roman" w:hAnsi="Times New Roman" w:cs="Times New Roman"/>
+                <w:sz w:val="18"/>
+                <w:szCs w:val="18"/>
+                <w:lang w:val="en-US"/>
+              </w:rPr>
+              <w:t xml:space="preserve">3 </w:t>
+            </w:r>
+            <w:r>
+              <w:rPr>
+                <w:rFonts w:ascii="Times New Roman" w:hAnsi="Times New Roman" w:cs="Times New Roman"/>
+                <w:sz w:val="18"/>
+                <w:szCs w:val="18"/>
+                <w:lang w:val="en-US"/>
+              </w:rPr>
+              <w:t>–</w:t>
+            </w:r>
+            <w:r>
+              <w:rPr>
+                <w:rFonts w:ascii="Times New Roman" w:hAnsi="Times New Roman" w:cs="Times New Roman"/>
+                <w:sz w:val="18"/>
+                <w:szCs w:val="18"/>
+                <w:lang w:val="en-US"/>
+              </w:rPr>
+              <w:t xml:space="preserve"> ADD </w:t>
+            </w:r>
+            <w:proofErr w:type="spellStart"/>
+            <w:r>
+              <w:rPr>
+                <w:rFonts w:ascii="Times New Roman" w:hAnsi="Times New Roman" w:cs="Times New Roman"/>
+                <w:sz w:val="18"/>
+                <w:szCs w:val="18"/>
+                <w:lang w:val="en-US"/>
+              </w:rPr>
+              <w:t>package.json</w:t>
+            </w:r>
+            <w:proofErr w:type="spellEnd"/>
+            <w:r>
+              <w:rPr>
+                <w:rFonts w:ascii="Times New Roman" w:hAnsi="Times New Roman" w:cs="Times New Roman"/>
+                <w:sz w:val="18"/>
+                <w:szCs w:val="18"/>
+                <w:lang w:val="en-US"/>
+              </w:rPr>
+              <w:t xml:space="preserve"> /app/</w:t>
+            </w:r>
+            <w:proofErr w:type="spellStart"/>
+            <w:r>
+              <w:rPr>
+                <w:rFonts w:ascii="Times New Roman" w:hAnsi="Times New Roman" w:cs="Times New Roman"/>
+                <w:sz w:val="18"/>
+                <w:szCs w:val="18"/>
+                <w:lang w:val="en-US"/>
+              </w:rPr>
+              <w:t>package.json</w:t>
+            </w:r>
+            <w:proofErr w:type="spellEnd"/>
           </w:p>
         </w:tc>
         <w:tc>
@@ -6586,6 +7184,34 @@
                 <w:lang w:val="en-US"/>
               </w:rPr>
             </w:pPr>
+            <w:proofErr w:type="spellStart"/>
+            <w:r>
+              <w:rPr>
+                <w:rFonts w:ascii="Times New Roman" w:hAnsi="Times New Roman" w:cs="Times New Roman"/>
+                <w:sz w:val="18"/>
+                <w:szCs w:val="18"/>
+              </w:rPr>
+              <w:t>Fix</w:t>
+            </w:r>
+            <w:proofErr w:type="spellEnd"/>
+            <w:r>
+              <w:rPr>
+                <w:rFonts w:ascii="Times New Roman" w:hAnsi="Times New Roman" w:cs="Times New Roman"/>
+                <w:sz w:val="18"/>
+                <w:szCs w:val="18"/>
+              </w:rPr>
+              <w:t xml:space="preserve"> </w:t>
+            </w:r>
+            <w:proofErr w:type="spellStart"/>
+            <w:r>
+              <w:rPr>
+                <w:rFonts w:ascii="Times New Roman" w:hAnsi="Times New Roman" w:cs="Times New Roman"/>
+                <w:sz w:val="18"/>
+                <w:szCs w:val="18"/>
+              </w:rPr>
+              <w:t>later</w:t>
+            </w:r>
+            <w:proofErr w:type="spellEnd"/>
           </w:p>
         </w:tc>
         <w:tc>
@@ -6601,9 +7227,457 @@
                 <w:rFonts w:ascii="Times New Roman" w:hAnsi="Times New Roman" w:cs="Times New Roman"/>
                 <w:sz w:val="18"/>
                 <w:szCs w:val="18"/>
-                <w:lang w:val="en-US"/>
-              </w:rPr>
-            </w:pPr>
+              </w:rPr>
+            </w:pPr>
+            <w:r>
+              <w:rPr>
+                <w:rFonts w:ascii="Times New Roman" w:hAnsi="Times New Roman" w:cs="Times New Roman"/>
+                <w:sz w:val="18"/>
+                <w:szCs w:val="18"/>
+              </w:rPr>
+              <w:t>Компонент относится к плохой практике, т.к. использует более функциональную программу для простого действия</w:t>
+            </w:r>
+          </w:p>
+        </w:tc>
+      </w:tr>
+      <w:tr>
+        <w:tc>
+          <w:tcPr>
+            <w:tcW w:w="1157" w:type="dxa"/>
+            <w:vAlign w:val="center"/>
+          </w:tcPr>
+          <w:p>
+            <w:pPr>
+              <w:spacing w:line="240" w:lineRule="atLeast"/>
+              <w:jc w:val="center"/>
+              <w:rPr>
+                <w:rFonts w:ascii="Times New Roman" w:hAnsi="Times New Roman" w:cs="Times New Roman"/>
+                <w:sz w:val="18"/>
+                <w:szCs w:val="18"/>
+              </w:rPr>
+            </w:pPr>
+            <w:proofErr w:type="spellStart"/>
+            <w:r>
+              <w:rPr>
+                <w:rFonts w:ascii="Times New Roman" w:hAnsi="Times New Roman" w:cs="Times New Roman"/>
+                <w:sz w:val="18"/>
+                <w:szCs w:val="18"/>
+              </w:rPr>
+              <w:t>Misconfig</w:t>
+            </w:r>
+            <w:proofErr w:type="spellEnd"/>
+          </w:p>
+        </w:tc>
+        <w:tc>
+          <w:tcPr>
+            <w:tcW w:w="1129" w:type="dxa"/>
+            <w:vAlign w:val="center"/>
+          </w:tcPr>
+          <w:p>
+            <w:pPr>
+              <w:spacing w:line="240" w:lineRule="atLeast"/>
+              <w:jc w:val="center"/>
+              <w:rPr>
+                <w:rFonts w:ascii="Times New Roman" w:hAnsi="Times New Roman" w:cs="Times New Roman"/>
+                <w:sz w:val="18"/>
+                <w:szCs w:val="18"/>
+              </w:rPr>
+            </w:pPr>
+            <w:proofErr w:type="spellStart"/>
+            <w:r>
+              <w:rPr>
+                <w:rFonts w:ascii="Times New Roman" w:hAnsi="Times New Roman" w:cs="Times New Roman"/>
+                <w:sz w:val="18"/>
+                <w:szCs w:val="18"/>
+                <w:lang w:val="en-US"/>
+              </w:rPr>
+              <w:t>Dockerfile</w:t>
+            </w:r>
+            <w:proofErr w:type="spellEnd"/>
+          </w:p>
+        </w:tc>
+        <w:tc>
+          <w:tcPr>
+            <w:tcW w:w="1117" w:type="dxa"/>
+            <w:vAlign w:val="center"/>
+          </w:tcPr>
+          <w:p>
+            <w:pPr>
+              <w:spacing w:line="240" w:lineRule="atLeast"/>
+              <w:jc w:val="center"/>
+              <w:rPr>
+                <w:rFonts w:ascii="Times New Roman" w:hAnsi="Times New Roman" w:cs="Times New Roman"/>
+                <w:sz w:val="18"/>
+                <w:szCs w:val="18"/>
+              </w:rPr>
+            </w:pPr>
+            <w:r>
+              <w:rPr>
+                <w:rFonts w:ascii="Times New Roman" w:hAnsi="Times New Roman" w:cs="Times New Roman"/>
+                <w:sz w:val="18"/>
+                <w:szCs w:val="18"/>
+              </w:rPr>
+              <w:t>LOW</w:t>
+            </w:r>
+          </w:p>
+        </w:tc>
+        <w:tc>
+          <w:tcPr>
+            <w:tcW w:w="2709" w:type="dxa"/>
+            <w:vAlign w:val="center"/>
+          </w:tcPr>
+          <w:p>
+            <w:pPr>
+              <w:spacing w:line="240" w:lineRule="atLeast"/>
+              <w:jc w:val="center"/>
+              <w:rPr>
+                <w:rFonts w:ascii="Times New Roman" w:hAnsi="Times New Roman" w:cs="Times New Roman"/>
+                <w:sz w:val="18"/>
+                <w:szCs w:val="18"/>
+              </w:rPr>
+            </w:pPr>
+            <w:proofErr w:type="spellStart"/>
+            <w:r>
+              <w:rPr>
+                <w:rFonts w:ascii="Times New Roman" w:hAnsi="Times New Roman" w:cs="Times New Roman"/>
+                <w:sz w:val="18"/>
+                <w:szCs w:val="18"/>
+                <w:lang w:val="en-US"/>
+              </w:rPr>
+              <w:t>Dockerfile</w:t>
+            </w:r>
+            <w:proofErr w:type="spellEnd"/>
+            <w:r>
+              <w:rPr>
+                <w:rFonts w:ascii="Times New Roman" w:hAnsi="Times New Roman" w:cs="Times New Roman"/>
+                <w:sz w:val="18"/>
+                <w:szCs w:val="18"/>
+              </w:rPr>
+              <w:t xml:space="preserve"> – </w:t>
+            </w:r>
+            <w:proofErr w:type="spellStart"/>
+            <w:r>
+              <w:rPr>
+                <w:rFonts w:ascii="Times New Roman" w:hAnsi="Times New Roman" w:cs="Times New Roman"/>
+                <w:sz w:val="18"/>
+                <w:szCs w:val="18"/>
+              </w:rPr>
+              <w:t>Add</w:t>
+            </w:r>
+            <w:proofErr w:type="spellEnd"/>
+            <w:r>
+              <w:rPr>
+                <w:rFonts w:ascii="Times New Roman" w:hAnsi="Times New Roman" w:cs="Times New Roman"/>
+                <w:sz w:val="18"/>
+                <w:szCs w:val="18"/>
+              </w:rPr>
+              <w:t xml:space="preserve"> HEALTHCHECK</w:t>
+            </w:r>
+          </w:p>
+        </w:tc>
+        <w:tc>
+          <w:tcPr>
+            <w:tcW w:w="1114" w:type="dxa"/>
+            <w:vAlign w:val="center"/>
+          </w:tcPr>
+          <w:p>
+            <w:pPr>
+              <w:spacing w:line="240" w:lineRule="atLeast"/>
+              <w:jc w:val="center"/>
+              <w:rPr>
+                <w:rFonts w:ascii="Times New Roman" w:hAnsi="Times New Roman" w:cs="Times New Roman"/>
+                <w:sz w:val="18"/>
+                <w:szCs w:val="18"/>
+              </w:rPr>
+            </w:pPr>
+            <w:proofErr w:type="spellStart"/>
+            <w:r>
+              <w:rPr>
+                <w:rFonts w:ascii="Times New Roman" w:hAnsi="Times New Roman" w:cs="Times New Roman"/>
+                <w:sz w:val="18"/>
+                <w:szCs w:val="18"/>
+              </w:rPr>
+              <w:t>Not</w:t>
+            </w:r>
+            <w:proofErr w:type="spellEnd"/>
+            <w:r>
+              <w:rPr>
+                <w:rFonts w:ascii="Times New Roman" w:hAnsi="Times New Roman" w:cs="Times New Roman"/>
+                <w:sz w:val="18"/>
+                <w:szCs w:val="18"/>
+              </w:rPr>
+              <w:t xml:space="preserve"> </w:t>
+            </w:r>
+            <w:proofErr w:type="spellStart"/>
+            <w:r>
+              <w:rPr>
+                <w:rFonts w:ascii="Times New Roman" w:hAnsi="Times New Roman" w:cs="Times New Roman"/>
+                <w:sz w:val="18"/>
+                <w:szCs w:val="18"/>
+              </w:rPr>
+              <w:t>applicable</w:t>
+            </w:r>
+            <w:proofErr w:type="spellEnd"/>
+          </w:p>
+        </w:tc>
+        <w:tc>
+          <w:tcPr>
+            <w:tcW w:w="2691" w:type="dxa"/>
+            <w:vAlign w:val="center"/>
+          </w:tcPr>
+          <w:p>
+            <w:pPr>
+              <w:spacing w:line="240" w:lineRule="atLeast"/>
+              <w:jc w:val="center"/>
+              <w:rPr>
+                <w:rFonts w:ascii="Times New Roman" w:hAnsi="Times New Roman" w:cs="Times New Roman"/>
+                <w:sz w:val="18"/>
+                <w:szCs w:val="18"/>
+              </w:rPr>
+            </w:pPr>
+            <w:r>
+              <w:rPr>
+                <w:rFonts w:ascii="Times New Roman" w:hAnsi="Times New Roman" w:cs="Times New Roman"/>
+                <w:sz w:val="18"/>
+                <w:szCs w:val="18"/>
+              </w:rPr>
+              <w:t>Найденная конфигурация</w:t>
+            </w:r>
+            <w:r>
+              <w:rPr>
+                <w:rFonts w:ascii="Times New Roman" w:hAnsi="Times New Roman" w:cs="Times New Roman"/>
+                <w:sz w:val="18"/>
+                <w:szCs w:val="18"/>
+              </w:rPr>
+              <w:t xml:space="preserve"> не относится к фактическому </w:t>
+            </w:r>
+            <w:r>
+              <w:rPr>
+                <w:rFonts w:ascii="Times New Roman" w:hAnsi="Times New Roman" w:cs="Times New Roman"/>
+                <w:sz w:val="18"/>
+                <w:szCs w:val="18"/>
+              </w:rPr>
+              <w:t>файлу сборки</w:t>
+            </w:r>
+            <w:r>
+              <w:rPr>
+                <w:rFonts w:ascii="Times New Roman" w:hAnsi="Times New Roman" w:cs="Times New Roman"/>
+                <w:sz w:val="18"/>
+                <w:szCs w:val="18"/>
+              </w:rPr>
+              <w:t>.</w:t>
+            </w:r>
+          </w:p>
+        </w:tc>
+      </w:tr>
+      <w:tr>
+        <w:tc>
+          <w:tcPr>
+            <w:tcW w:w="1157" w:type="dxa"/>
+            <w:vAlign w:val="center"/>
+          </w:tcPr>
+          <w:p>
+            <w:pPr>
+              <w:spacing w:line="240" w:lineRule="atLeast"/>
+              <w:jc w:val="center"/>
+              <w:rPr>
+                <w:rFonts w:ascii="Times New Roman" w:hAnsi="Times New Roman" w:cs="Times New Roman"/>
+                <w:sz w:val="18"/>
+                <w:szCs w:val="18"/>
+              </w:rPr>
+            </w:pPr>
+            <w:proofErr w:type="spellStart"/>
+            <w:r>
+              <w:rPr>
+                <w:rFonts w:ascii="Times New Roman" w:hAnsi="Times New Roman" w:cs="Times New Roman"/>
+                <w:sz w:val="18"/>
+                <w:szCs w:val="18"/>
+              </w:rPr>
+              <w:t>Misconfig</w:t>
+            </w:r>
+            <w:proofErr w:type="spellEnd"/>
+          </w:p>
+        </w:tc>
+        <w:tc>
+          <w:tcPr>
+            <w:tcW w:w="1129" w:type="dxa"/>
+            <w:vAlign w:val="center"/>
+          </w:tcPr>
+          <w:p>
+            <w:pPr>
+              <w:spacing w:line="240" w:lineRule="atLeast"/>
+              <w:jc w:val="center"/>
+              <w:rPr>
+                <w:rFonts w:ascii="Times New Roman" w:hAnsi="Times New Roman" w:cs="Times New Roman"/>
+                <w:sz w:val="18"/>
+                <w:szCs w:val="18"/>
+              </w:rPr>
+            </w:pPr>
+            <w:proofErr w:type="spellStart"/>
+            <w:r>
+              <w:rPr>
+                <w:rFonts w:ascii="Times New Roman" w:hAnsi="Times New Roman" w:cs="Times New Roman"/>
+                <w:sz w:val="18"/>
+                <w:szCs w:val="18"/>
+                <w:lang w:val="en-US"/>
+              </w:rPr>
+              <w:t>Dockerfile</w:t>
+            </w:r>
+            <w:proofErr w:type="spellEnd"/>
+          </w:p>
+        </w:tc>
+        <w:tc>
+          <w:tcPr>
+            <w:tcW w:w="1117" w:type="dxa"/>
+            <w:vAlign w:val="center"/>
+          </w:tcPr>
+          <w:p>
+            <w:pPr>
+              <w:spacing w:line="240" w:lineRule="atLeast"/>
+              <w:jc w:val="center"/>
+              <w:rPr>
+                <w:rFonts w:ascii="Times New Roman" w:hAnsi="Times New Roman" w:cs="Times New Roman"/>
+                <w:sz w:val="18"/>
+                <w:szCs w:val="18"/>
+              </w:rPr>
+            </w:pPr>
+            <w:r>
+              <w:rPr>
+                <w:rFonts w:ascii="Times New Roman" w:hAnsi="Times New Roman" w:cs="Times New Roman"/>
+                <w:sz w:val="18"/>
+                <w:szCs w:val="18"/>
+                <w:lang w:val="en-US"/>
+              </w:rPr>
+              <w:t>HIGH</w:t>
+            </w:r>
+          </w:p>
+        </w:tc>
+        <w:tc>
+          <w:tcPr>
+            <w:tcW w:w="2709" w:type="dxa"/>
+            <w:vAlign w:val="center"/>
+          </w:tcPr>
+          <w:p>
+            <w:pPr>
+              <w:spacing w:line="240" w:lineRule="atLeast"/>
+              <w:jc w:val="center"/>
+              <w:rPr>
+                <w:rFonts w:ascii="Times New Roman" w:hAnsi="Times New Roman" w:cs="Times New Roman"/>
+                <w:sz w:val="18"/>
+                <w:szCs w:val="18"/>
+                <w:lang w:val="en-US"/>
+              </w:rPr>
+            </w:pPr>
+            <w:r>
+              <w:rPr>
+                <w:rFonts w:ascii="Times New Roman" w:hAnsi="Times New Roman" w:cs="Times New Roman"/>
+                <w:sz w:val="18"/>
+                <w:szCs w:val="18"/>
+                <w:lang w:val="en-US"/>
+              </w:rPr>
+              <w:t>18 –</w:t>
+            </w:r>
+            <w:r>
+              <w:rPr>
+                <w:rFonts w:ascii="Times New Roman" w:hAnsi="Times New Roman" w:cs="Times New Roman"/>
+                <w:sz w:val="18"/>
+                <w:szCs w:val="18"/>
+                <w:lang w:val="en-US"/>
+              </w:rPr>
+              <w:t xml:space="preserve"> RUN apt-get update &amp;&amp; apt-get install -y </w:t>
+            </w:r>
+            <w:proofErr w:type="spellStart"/>
+            <w:r>
+              <w:rPr>
+                <w:rFonts w:ascii="Times New Roman" w:hAnsi="Times New Roman" w:cs="Times New Roman"/>
+                <w:sz w:val="18"/>
+                <w:szCs w:val="18"/>
+                <w:lang w:val="en-US"/>
+              </w:rPr>
+              <w:t>gcc</w:t>
+            </w:r>
+            <w:proofErr w:type="spellEnd"/>
+            <w:r>
+              <w:rPr>
+                <w:rFonts w:ascii="Times New Roman" w:hAnsi="Times New Roman" w:cs="Times New Roman"/>
+                <w:sz w:val="18"/>
+                <w:szCs w:val="18"/>
+                <w:lang w:val="en-US"/>
+              </w:rPr>
+              <w:t xml:space="preserve"> make curl </w:t>
+            </w:r>
+            <w:proofErr w:type="spellStart"/>
+            <w:r>
+              <w:rPr>
+                <w:rFonts w:ascii="Times New Roman" w:hAnsi="Times New Roman" w:cs="Times New Roman"/>
+                <w:sz w:val="18"/>
+                <w:szCs w:val="18"/>
+                <w:lang w:val="en-US"/>
+              </w:rPr>
+              <w:t>git</w:t>
+            </w:r>
+            <w:proofErr w:type="spellEnd"/>
+            <w:r>
+              <w:rPr>
+                <w:rFonts w:ascii="Times New Roman" w:hAnsi="Times New Roman" w:cs="Times New Roman"/>
+                <w:sz w:val="18"/>
+                <w:szCs w:val="18"/>
+                <w:lang w:val="en-US"/>
+              </w:rPr>
+              <w:t xml:space="preserve"> docker.io</w:t>
+            </w:r>
+          </w:p>
+        </w:tc>
+        <w:tc>
+          <w:tcPr>
+            <w:tcW w:w="1114" w:type="dxa"/>
+            <w:vAlign w:val="center"/>
+          </w:tcPr>
+          <w:p>
+            <w:pPr>
+              <w:spacing w:line="240" w:lineRule="atLeast"/>
+              <w:jc w:val="center"/>
+              <w:rPr>
+                <w:rFonts w:ascii="Times New Roman" w:hAnsi="Times New Roman" w:cs="Times New Roman"/>
+                <w:sz w:val="18"/>
+                <w:szCs w:val="18"/>
+                <w:lang w:val="en-US"/>
+              </w:rPr>
+            </w:pPr>
+            <w:r>
+              <w:rPr>
+                <w:rFonts w:ascii="Times New Roman" w:hAnsi="Times New Roman" w:cs="Times New Roman"/>
+                <w:sz w:val="18"/>
+                <w:szCs w:val="18"/>
+                <w:lang w:val="en-US"/>
+              </w:rPr>
+              <w:t>False positive</w:t>
+            </w:r>
+          </w:p>
+        </w:tc>
+        <w:tc>
+          <w:tcPr>
+            <w:tcW w:w="2691" w:type="dxa"/>
+            <w:vAlign w:val="center"/>
+          </w:tcPr>
+          <w:p>
+            <w:pPr>
+              <w:spacing w:line="240" w:lineRule="atLeast"/>
+              <w:jc w:val="center"/>
+              <w:rPr>
+                <w:rFonts w:ascii="Times New Roman" w:hAnsi="Times New Roman" w:cs="Times New Roman"/>
+                <w:sz w:val="18"/>
+                <w:szCs w:val="18"/>
+              </w:rPr>
+            </w:pPr>
+            <w:r>
+              <w:rPr>
+                <w:rFonts w:ascii="Times New Roman" w:hAnsi="Times New Roman" w:cs="Times New Roman"/>
+                <w:sz w:val="18"/>
+                <w:szCs w:val="18"/>
+              </w:rPr>
+              <w:t>Найденная уязвимость не несет прямой угрозы</w:t>
+            </w:r>
           </w:p>
         </w:tc>
       </w:tr>
@@ -6615,227 +7689,11 @@
           <w:rFonts w:ascii="Times New Roman" w:hAnsi="Times New Roman" w:cs="Times New Roman"/>
           <w:sz w:val="28"/>
           <w:szCs w:val="28"/>
-          <w:lang w:val="en-US"/>
         </w:rPr>
       </w:pPr>
     </w:p>
     <w:p>
       <w:pPr>
-        <w:numPr>
-          <w:ilvl w:val="0"/>
-          <w:numId w:val="5"/>
-        </w:numPr>
-        <w:spacing w:before="100" w:beforeAutospacing="1" w:after="100" w:afterAutospacing="1" w:line="240" w:lineRule="auto"/>
-        <w:rPr>
-          <w:rFonts w:ascii="Times New Roman" w:eastAsia="Times New Roman" w:hAnsi="Times New Roman" w:cs="Times New Roman"/>
-          <w:sz w:val="24"/>
-          <w:szCs w:val="24"/>
-          <w:lang w:eastAsia="ru-RU"/>
-        </w:rPr>
-      </w:pPr>
-      <w:r>
-        <w:rPr>
-          <w:rFonts w:ascii="Times New Roman" w:eastAsia="Times New Roman" w:hAnsi="Times New Roman" w:cs="Times New Roman"/>
-          <w:sz w:val="24"/>
-          <w:szCs w:val="24"/>
-          <w:lang w:eastAsia="ru-RU"/>
-        </w:rPr>
-        <w:t xml:space="preserve">Тип: </w:t>
-      </w:r>
-      <w:proofErr w:type="spellStart"/>
-      <w:r>
-        <w:rPr>
-          <w:rFonts w:ascii="Times New Roman" w:eastAsia="Times New Roman" w:hAnsi="Times New Roman" w:cs="Times New Roman"/>
-          <w:sz w:val="24"/>
-          <w:szCs w:val="24"/>
-          <w:lang w:eastAsia="ru-RU"/>
-        </w:rPr>
-        <w:t>Dependency</w:t>
-      </w:r>
-      <w:proofErr w:type="spellEnd"/>
-      <w:r>
-        <w:rPr>
-          <w:rFonts w:ascii="Times New Roman" w:eastAsia="Times New Roman" w:hAnsi="Times New Roman" w:cs="Times New Roman"/>
-          <w:sz w:val="24"/>
-          <w:szCs w:val="24"/>
-          <w:lang w:eastAsia="ru-RU"/>
-        </w:rPr>
-        <w:t xml:space="preserve"> / </w:t>
-      </w:r>
-      <w:proofErr w:type="spellStart"/>
-      <w:r>
-        <w:rPr>
-          <w:rFonts w:ascii="Times New Roman" w:eastAsia="Times New Roman" w:hAnsi="Times New Roman" w:cs="Times New Roman"/>
-          <w:sz w:val="24"/>
-          <w:szCs w:val="24"/>
-          <w:lang w:eastAsia="ru-RU"/>
-        </w:rPr>
-        <w:t>Misconfig</w:t>
-      </w:r>
-      <w:proofErr w:type="spellEnd"/>
-    </w:p>
-    <w:p>
-      <w:pPr>
-        <w:numPr>
-          <w:ilvl w:val="0"/>
-          <w:numId w:val="5"/>
-        </w:numPr>
-        <w:spacing w:before="100" w:beforeAutospacing="1" w:after="100" w:afterAutospacing="1" w:line="240" w:lineRule="auto"/>
-        <w:rPr>
-          <w:rFonts w:ascii="Times New Roman" w:eastAsia="Times New Roman" w:hAnsi="Times New Roman" w:cs="Times New Roman"/>
-          <w:sz w:val="24"/>
-          <w:szCs w:val="24"/>
-          <w:lang w:eastAsia="ru-RU"/>
-        </w:rPr>
-      </w:pPr>
-      <w:r>
-        <w:rPr>
-          <w:rFonts w:ascii="Times New Roman" w:eastAsia="Times New Roman" w:hAnsi="Times New Roman" w:cs="Times New Roman"/>
-          <w:sz w:val="24"/>
-          <w:szCs w:val="24"/>
-          <w:lang w:eastAsia="ru-RU"/>
-        </w:rPr>
-        <w:t xml:space="preserve">Компонент: пакет или инструкция </w:t>
-      </w:r>
-      <w:proofErr w:type="spellStart"/>
-      <w:r>
-        <w:rPr>
-          <w:rFonts w:ascii="Times New Roman" w:eastAsia="Times New Roman" w:hAnsi="Times New Roman" w:cs="Times New Roman"/>
-          <w:sz w:val="24"/>
-          <w:szCs w:val="24"/>
-          <w:lang w:eastAsia="ru-RU"/>
-        </w:rPr>
-        <w:t>Dockerfile</w:t>
-      </w:r>
-      <w:proofErr w:type="spellEnd"/>
-    </w:p>
-    <w:p>
-      <w:pPr>
-        <w:numPr>
-          <w:ilvl w:val="0"/>
-          <w:numId w:val="5"/>
-        </w:numPr>
-        <w:spacing w:before="100" w:beforeAutospacing="1" w:after="100" w:afterAutospacing="1" w:line="240" w:lineRule="auto"/>
-        <w:rPr>
-          <w:rFonts w:ascii="Times New Roman" w:eastAsia="Times New Roman" w:hAnsi="Times New Roman" w:cs="Times New Roman"/>
-          <w:sz w:val="24"/>
-          <w:szCs w:val="24"/>
-          <w:lang w:eastAsia="ru-RU"/>
-        </w:rPr>
-      </w:pPr>
-      <w:proofErr w:type="spellStart"/>
-      <w:r>
-        <w:rPr>
-          <w:rFonts w:ascii="Times New Roman" w:eastAsia="Times New Roman" w:hAnsi="Times New Roman" w:cs="Times New Roman"/>
-          <w:sz w:val="24"/>
-          <w:szCs w:val="24"/>
-          <w:lang w:eastAsia="ru-RU"/>
-        </w:rPr>
-        <w:t>Severity</w:t>
-      </w:r>
-      <w:proofErr w:type="spellEnd"/>
-    </w:p>
-    <w:p>
-      <w:pPr>
-        <w:numPr>
-          <w:ilvl w:val="0"/>
-          <w:numId w:val="5"/>
-        </w:numPr>
-        <w:spacing w:before="100" w:beforeAutospacing="1" w:after="100" w:afterAutospacing="1" w:line="240" w:lineRule="auto"/>
-        <w:rPr>
-          <w:rFonts w:ascii="Times New Roman" w:eastAsia="Times New Roman" w:hAnsi="Times New Roman" w:cs="Times New Roman"/>
-          <w:sz w:val="24"/>
-          <w:szCs w:val="24"/>
-          <w:lang w:eastAsia="ru-RU"/>
-        </w:rPr>
-      </w:pPr>
-      <w:r>
-        <w:rPr>
-          <w:rFonts w:ascii="Times New Roman" w:eastAsia="Times New Roman" w:hAnsi="Times New Roman" w:cs="Times New Roman"/>
-          <w:sz w:val="24"/>
-          <w:szCs w:val="24"/>
-          <w:lang w:eastAsia="ru-RU"/>
-        </w:rPr>
-        <w:t>Где найдено: файл + строка (если есть) или путь</w:t>
-      </w:r>
-    </w:p>
-    <w:p>
-      <w:pPr>
-        <w:numPr>
-          <w:ilvl w:val="0"/>
-          <w:numId w:val="5"/>
-        </w:numPr>
-        <w:spacing w:before="100" w:beforeAutospacing="1" w:after="100" w:afterAutospacing="1" w:line="240" w:lineRule="auto"/>
-        <w:rPr>
-          <w:rFonts w:ascii="Times New Roman" w:eastAsia="Times New Roman" w:hAnsi="Times New Roman" w:cs="Times New Roman"/>
-          <w:sz w:val="24"/>
-          <w:szCs w:val="24"/>
-          <w:lang w:val="en-US" w:eastAsia="ru-RU"/>
-        </w:rPr>
-      </w:pPr>
-      <w:r>
-        <w:rPr>
-          <w:rFonts w:ascii="Times New Roman" w:eastAsia="Times New Roman" w:hAnsi="Times New Roman" w:cs="Times New Roman"/>
-          <w:sz w:val="24"/>
-          <w:szCs w:val="24"/>
-          <w:lang w:eastAsia="ru-RU"/>
-        </w:rPr>
-        <w:t>Статус</w:t>
-      </w:r>
-      <w:r>
-        <w:rPr>
-          <w:rFonts w:ascii="Times New Roman" w:eastAsia="Times New Roman" w:hAnsi="Times New Roman" w:cs="Times New Roman"/>
-          <w:sz w:val="24"/>
-          <w:szCs w:val="24"/>
-          <w:lang w:val="en-US" w:eastAsia="ru-RU"/>
-        </w:rPr>
-        <w:t xml:space="preserve"> </w:t>
-      </w:r>
-      <w:r>
-        <w:rPr>
-          <w:rFonts w:ascii="Times New Roman" w:eastAsia="Times New Roman" w:hAnsi="Times New Roman" w:cs="Times New Roman"/>
-          <w:sz w:val="24"/>
-          <w:szCs w:val="24"/>
-          <w:lang w:eastAsia="ru-RU"/>
-        </w:rPr>
-        <w:t>разметки</w:t>
-      </w:r>
-      <w:r>
-        <w:rPr>
-          <w:rFonts w:ascii="Times New Roman" w:eastAsia="Times New Roman" w:hAnsi="Times New Roman" w:cs="Times New Roman"/>
-          <w:sz w:val="24"/>
-          <w:szCs w:val="24"/>
-          <w:lang w:val="en-US" w:eastAsia="ru-RU"/>
-        </w:rPr>
-        <w:t>: Fix now / Fix later / Accept risk / Not applicable / False positive</w:t>
-      </w:r>
-    </w:p>
-    <w:p>
-      <w:pPr>
-        <w:numPr>
-          <w:ilvl w:val="0"/>
-          <w:numId w:val="5"/>
-        </w:numPr>
-        <w:spacing w:before="100" w:beforeAutospacing="1" w:after="100" w:afterAutospacing="1" w:line="240" w:lineRule="auto"/>
-        <w:rPr>
-          <w:rFonts w:ascii="Times New Roman" w:eastAsia="Times New Roman" w:hAnsi="Times New Roman" w:cs="Times New Roman"/>
-          <w:sz w:val="24"/>
-          <w:szCs w:val="24"/>
-          <w:lang w:eastAsia="ru-RU"/>
-        </w:rPr>
-      </w:pPr>
-      <w:r>
-        <w:rPr>
-          <w:rFonts w:ascii="Times New Roman" w:eastAsia="Times New Roman" w:hAnsi="Times New Roman" w:cs="Times New Roman"/>
-          <w:sz w:val="24"/>
-          <w:szCs w:val="24"/>
-          <w:lang w:eastAsia="ru-RU"/>
-        </w:rPr>
-        <w:t>Обоснование (2–4 предложения)</w:t>
-      </w:r>
-    </w:p>
-    <w:p>
-      <w:pPr>
         <w:rPr>
           <w:rFonts w:ascii="Times New Roman" w:hAnsi="Times New Roman" w:cs="Times New Roman"/>
           <w:sz w:val="28"/>
@@ -6843,6 +7701,8 @@
           <w:lang w:val="en-US"/>
         </w:rPr>
       </w:pPr>
+      <w:bookmarkStart w:id="0" w:name="_GoBack"/>
+      <w:bookmarkEnd w:id="0"/>
     </w:p>
     <w:sectPr>
       <w:pgSz w:w="11906" w:h="16838"/>
@@ -6855,7 +7715,7 @@
 </file>
 
 <file path=word/numbering.xml><?xml version="1.0" encoding="utf-8"?>
-<w:numbering xmlns:wpc="http://schemas.microsoft.com/office/word/2010/wordprocessingCanvas" xmlns:cx="http://schemas.microsoft.com/office/drawing/2014/chartex" xmlns:mc="http://schemas.openxmlformats.org/markup-compatibility/2006" xmlns:o="urn:schemas-microsoft-com:office:office" xmlns:r="http://schemas.openxmlformats.org/officeDocument/2006/relationships" xmlns:m="http://schemas.openxmlformats.org/officeDocument/2006/math" xmlns:v="urn:schemas-microsoft-com:vml" xmlns:wp14="http://schemas.microsoft.com/office/word/2010/wordprocessingDrawing" xmlns:wp="http://schemas.openxmlformats.org/drawingml/2006/wordprocessingDrawing" xmlns:w10="urn:schemas-microsoft-com:office:word" xmlns:w="http://schemas.openxmlformats.org/wordprocessingml/2006/main" xmlns:w14="http://schemas.microsoft.com/office/word/2010/wordml" xmlns:w15="http://schemas.microsoft.com/office/word/2012/wordml" xmlns:w16se="http://schemas.microsoft.com/office/word/2015/wordml/symex" xmlns:wpg="http://schemas.microsoft.com/office/word/2010/wordprocessingGroup" xmlns:wpi="http://schemas.microsoft.com/office/word/2010/wordprocessingInk" xmlns:wne="http://schemas.microsoft.com/office/word/2006/wordml" xmlns:wps="http://schemas.microsoft.com/office/word/2010/wordprocessingShape" mc:Ignorable="w14 w15 w16se wp14">
+<w:numbering xmlns:wpc="http://schemas.microsoft.com/office/word/2010/wordprocessingCanvas" xmlns:cx="http://schemas.microsoft.com/office/drawing/2014/chartex" xmlns:cx1="http://schemas.microsoft.com/office/drawing/2015/9/8/chartex" xmlns:mc="http://schemas.openxmlformats.org/markup-compatibility/2006" xmlns:o="urn:schemas-microsoft-com:office:office" xmlns:r="http://schemas.openxmlformats.org/officeDocument/2006/relationships" xmlns:m="http://schemas.openxmlformats.org/officeDocument/2006/math" xmlns:v="urn:schemas-microsoft-com:vml" xmlns:wp14="http://schemas.microsoft.com/office/word/2010/wordprocessingDrawing" xmlns:wp="http://schemas.openxmlformats.org/drawingml/2006/wordprocessingDrawing" xmlns:w10="urn:schemas-microsoft-com:office:word" xmlns:w="http://schemas.openxmlformats.org/wordprocessingml/2006/main" xmlns:w14="http://schemas.microsoft.com/office/word/2010/wordml" xmlns:w15="http://schemas.microsoft.com/office/word/2012/wordml" xmlns:w16se="http://schemas.microsoft.com/office/word/2015/wordml/symex" xmlns:wpg="http://schemas.microsoft.com/office/word/2010/wordprocessingGroup" xmlns:wpi="http://schemas.microsoft.com/office/word/2010/wordprocessingInk" xmlns:wne="http://schemas.microsoft.com/office/word/2006/wordml" xmlns:wps="http://schemas.microsoft.com/office/word/2010/wordprocessingShape" mc:Ignorable="w14 w15 w16se wp14">
   <w:abstractNum w:abstractNumId="0" w15:restartNumberingAfterBreak="0">
     <w:nsid w:val="2ACF036E"/>
     <w:multiLevelType w:val="multilevel"/>
